--- a/templates/CarrierForwardingAgreement.docx
+++ b/templates/CarrierForwardingAgreement.docx
@@ -96,104 +96,126 @@
         <w:t>}</w:t>
       </w:r>
     </w:p>
+    <w:tbl>
+      <w:tblPr>
+        <w:tblStyle w:val="TableGrid"/>
+        <w:tblW w:w="0" w:type="auto"/>
+        <w:tblBorders>
+          <w:top w:val="none" w:sz="0" w:space="0" w:color="auto"/>
+          <w:left w:val="none" w:sz="0" w:space="0" w:color="auto"/>
+          <w:bottom w:val="none" w:sz="0" w:space="0" w:color="auto"/>
+          <w:right w:val="none" w:sz="0" w:space="0" w:color="auto"/>
+          <w:insideH w:val="none" w:sz="0" w:space="0" w:color="auto"/>
+          <w:insideV w:val="none" w:sz="0" w:space="0" w:color="auto"/>
+        </w:tblBorders>
+        <w:tblLook w:val="04A0" w:firstRow="1" w:lastRow="0" w:firstColumn="1" w:lastColumn="0" w:noHBand="0" w:noVBand="1"/>
+      </w:tblPr>
+      <w:tblGrid>
+        <w:gridCol w:w="5153"/>
+        <w:gridCol w:w="5154"/>
+      </w:tblGrid>
+      <w:tr>
+        <w:tc>
+          <w:tcPr>
+            <w:tcW w:w="5153" w:type="dxa"/>
+          </w:tcPr>
+          <w:p>
+            <w:pPr>
+              <w:pStyle w:val="BodyText"/>
+              <w:rPr>
+                <w:b/>
+                <w:sz w:val="22"/>
+                <w:szCs w:val="22"/>
+              </w:rPr>
+            </w:pPr>
+            <w:r>
+              <w:rPr>
+                <w:sz w:val="22"/>
+                <w:szCs w:val="22"/>
+              </w:rPr>
+              <w:t xml:space="preserve">м. </w:t>
+            </w:r>
+            <w:r>
+              <w:rPr>
+                <w:sz w:val="22"/>
+                <w:szCs w:val="22"/>
+              </w:rPr>
+              <w:t>{</w:t>
+            </w:r>
+            <w:proofErr w:type="spellStart"/>
+            <w:r>
+              <w:rPr>
+                <w:sz w:val="22"/>
+                <w:szCs w:val="22"/>
+              </w:rPr>
+              <w:t>forwardingAgreementCity</w:t>
+            </w:r>
+            <w:proofErr w:type="spellEnd"/>
+            <w:r>
+              <w:rPr>
+                <w:sz w:val="22"/>
+                <w:szCs w:val="22"/>
+              </w:rPr>
+              <w:t>}</w:t>
+            </w:r>
+            <w:r>
+              <w:rPr>
+                <w:sz w:val="22"/>
+                <w:szCs w:val="22"/>
+              </w:rPr>
+              <w:t xml:space="preserve">                  </w:t>
+            </w:r>
+          </w:p>
+        </w:tc>
+        <w:tc>
+          <w:tcPr>
+            <w:tcW w:w="5154" w:type="dxa"/>
+          </w:tcPr>
+          <w:p>
+            <w:pPr>
+              <w:pStyle w:val="BodyText"/>
+              <w:jc w:val="right"/>
+              <w:rPr>
+                <w:b/>
+                <w:sz w:val="22"/>
+                <w:szCs w:val="22"/>
+              </w:rPr>
+            </w:pPr>
+            <w:r>
+              <w:rPr>
+                <w:sz w:val="22"/>
+                <w:szCs w:val="22"/>
+              </w:rPr>
+              <w:t>{</w:t>
+            </w:r>
+            <w:proofErr w:type="spellStart"/>
+            <w:r>
+              <w:rPr>
+                <w:sz w:val="22"/>
+                <w:szCs w:val="22"/>
+              </w:rPr>
+              <w:t>forwardingAgreementDateText</w:t>
+            </w:r>
+            <w:proofErr w:type="spellEnd"/>
+            <w:r>
+              <w:rPr>
+                <w:sz w:val="22"/>
+                <w:szCs w:val="22"/>
+              </w:rPr>
+              <w:t>}</w:t>
+            </w:r>
+          </w:p>
+        </w:tc>
+      </w:tr>
+    </w:tbl>
     <w:p>
       <w:pPr>
         <w:pStyle w:val="BodyText"/>
-        <w:ind w:left="720"/>
         <w:rPr>
           <w:sz w:val="22"/>
           <w:szCs w:val="22"/>
         </w:rPr>
       </w:pPr>
-      <w:r>
-        <w:rPr>
-          <w:sz w:val="22"/>
-          <w:szCs w:val="22"/>
-        </w:rPr>
-        <w:t xml:space="preserve">м. </w:t>
-      </w:r>
-      <w:r>
-        <w:rPr>
-          <w:sz w:val="22"/>
-          <w:szCs w:val="22"/>
-        </w:rPr>
-        <w:t>{</w:t>
-      </w:r>
-      <w:proofErr w:type="spellStart"/>
-      <w:r>
-        <w:rPr>
-          <w:sz w:val="22"/>
-          <w:szCs w:val="22"/>
-        </w:rPr>
-        <w:t>forwardingAgreementCity</w:t>
-      </w:r>
-      <w:proofErr w:type="spellEnd"/>
-      <w:r>
-        <w:rPr>
-          <w:sz w:val="22"/>
-          <w:szCs w:val="22"/>
-        </w:rPr>
-        <w:t>}</w:t>
-      </w:r>
-      <w:r>
-        <w:rPr>
-          <w:sz w:val="22"/>
-          <w:szCs w:val="22"/>
-        </w:rPr>
-        <w:t xml:space="preserve">                  </w:t>
-      </w:r>
-      <w:r>
-        <w:rPr>
-          <w:sz w:val="22"/>
-          <w:szCs w:val="22"/>
-        </w:rPr>
-        <w:tab/>
-        <w:t xml:space="preserve">          </w:t>
-      </w:r>
-      <w:r>
-        <w:rPr>
-          <w:sz w:val="22"/>
-          <w:szCs w:val="22"/>
-        </w:rPr>
-        <w:tab/>
-      </w:r>
-      <w:r>
-        <w:rPr>
-          <w:sz w:val="22"/>
-          <w:szCs w:val="22"/>
-        </w:rPr>
-        <w:tab/>
-      </w:r>
-      <w:r>
-        <w:rPr>
-          <w:sz w:val="22"/>
-          <w:szCs w:val="22"/>
-        </w:rPr>
-        <w:tab/>
-      </w:r>
-      <w:r>
-        <w:rPr>
-          <w:sz w:val="22"/>
-          <w:szCs w:val="22"/>
-        </w:rPr>
-        <w:t>{</w:t>
-      </w:r>
-      <w:proofErr w:type="spellStart"/>
-      <w:r>
-        <w:rPr>
-          <w:sz w:val="22"/>
-          <w:szCs w:val="22"/>
-        </w:rPr>
-        <w:t>forwardingAgreementDateText</w:t>
-      </w:r>
-      <w:proofErr w:type="spellEnd"/>
-      <w:r>
-        <w:rPr>
-          <w:sz w:val="22"/>
-          <w:szCs w:val="22"/>
-        </w:rPr>
-        <w:t>}</w:t>
-      </w:r>
     </w:p>
     <w:p>
       <w:pPr>
@@ -497,10 +519,7 @@
         <w:t xml:space="preserve">третя особа повинна мати право здійснювати передані </w:t>
       </w:r>
       <w:r>
-        <w:t>їй</w:t>
-      </w:r>
-      <w:r>
-        <w:t xml:space="preserve"> </w:t>
+        <w:t xml:space="preserve">їй </w:t>
       </w:r>
       <w:r>
         <w:t>П</w:t>
@@ -876,6 +895,7 @@
         <w:jc w:val="both"/>
       </w:pPr>
       <w:r>
+        <w:lastRenderedPageBreak/>
         <w:t>- на завантаження автотранспорту по Україні - 24 години;</w:t>
       </w:r>
     </w:p>
@@ -898,7 +918,6 @@
         <w:jc w:val="both"/>
       </w:pPr>
       <w:r>
-        <w:lastRenderedPageBreak/>
         <w:t>Терміни, зазначені в цьому підпункті, розраховуються за умови надання документів, необхідних для здійснення перевезення. Вихідні та святкові дні не враховуються при визначенні часу простою.</w:t>
       </w:r>
     </w:p>
@@ -1810,6 +1829,7 @@
         <w:jc w:val="both"/>
       </w:pPr>
       <w:r>
+        <w:lastRenderedPageBreak/>
         <w:t xml:space="preserve">Відповідальність </w:t>
       </w:r>
       <w:r>
@@ -1843,7 +1863,6 @@
         <w:jc w:val="both"/>
       </w:pPr>
       <w:r>
-        <w:lastRenderedPageBreak/>
         <w:t xml:space="preserve">Вантаж, переданий </w:t>
       </w:r>
       <w:r>
@@ -2060,10 +2079,7 @@
         <w:t xml:space="preserve">еревізник має право виконати свої зобов'язання до настання терміну, зазначеного в Заявці (як максимального, так і конкретного), виключно за попереднім погодженням із </w:t>
       </w:r>
       <w:r>
-        <w:t>Експедитор</w:t>
-      </w:r>
-      <w:r>
-        <w:t>ом</w:t>
+        <w:t>Експедитором</w:t>
       </w:r>
       <w:r>
         <w:t xml:space="preserve">, в іншому випадку </w:t>
@@ -3165,6 +3181,7 @@
         <w:jc w:val="both"/>
       </w:pPr>
       <w:r>
+        <w:lastRenderedPageBreak/>
         <w:t xml:space="preserve">6.3.2. У разі невиконання </w:t>
       </w:r>
       <w:r>
@@ -3212,7 +3229,6 @@
         <w:jc w:val="both"/>
       </w:pPr>
       <w:r>
-        <w:lastRenderedPageBreak/>
         <w:t xml:space="preserve">6.3.3. </w:t>
       </w:r>
       <w:r>
@@ -3867,6 +3883,7 @@
         <w:jc w:val="both"/>
       </w:pPr>
       <w:r>
+        <w:lastRenderedPageBreak/>
         <w:t>Перевізник</w:t>
       </w:r>
       <w:r>
@@ -3913,7 +3930,6 @@
         <w:jc w:val="both"/>
       </w:pPr>
       <w:r>
-        <w:lastRenderedPageBreak/>
         <w:t xml:space="preserve">Цей Договір набуває чинності з моменту його підписання і діє до </w:t>
       </w:r>
       <w:r>
@@ -4120,27 +4136,7 @@
                                       <w:sz w:val="22"/>
                                       <w:szCs w:val="22"/>
                                     </w:rPr>
-                                    <w:t>{</w:t>
-                                  </w:r>
-                                  <w:proofErr w:type="spellStart"/>
-                                  <w:r>
-                                    <w:rPr>
-                                      <w:b/>
-                                      <w:bCs/>
-                                      <w:sz w:val="22"/>
-                                      <w:szCs w:val="22"/>
-                                    </w:rPr>
-                                    <w:t>carrierBankDetailsTitle</w:t>
-                                  </w:r>
-                                  <w:proofErr w:type="spellEnd"/>
-                                  <w:r>
-                                    <w:rPr>
-                                      <w:b/>
-                                      <w:bCs/>
-                                      <w:sz w:val="22"/>
-                                      <w:szCs w:val="22"/>
-                                    </w:rPr>
-                                    <w:t>}</w:t>
+                                    <w:t>{carrierBankDetailsTitle}</w:t>
                                   </w:r>
                                 </w:p>
                                 <w:p>
@@ -4163,21 +4159,7 @@
                                     <w:rPr>
                                       <w:bCs/>
                                     </w:rPr>
-                                    <w:t>{</w:t>
-                                  </w:r>
-                                  <w:proofErr w:type="spellStart"/>
-                                  <w:r>
-                                    <w:rPr>
-                                      <w:bCs/>
-                                    </w:rPr>
-                                    <w:t>carrierBankDetailsText</w:t>
-                                  </w:r>
-                                  <w:proofErr w:type="spellEnd"/>
-                                  <w:r>
-                                    <w:rPr>
-                                      <w:bCs/>
-                                    </w:rPr>
-                                    <w:t>}</w:t>
+                                    <w:t>{carrierBankDetailsText}</w:t>
                                   </w:r>
                                 </w:p>
                                 <w:p>
@@ -4272,21 +4254,7 @@
                                     <w:rPr>
                                       <w:bCs/>
                                     </w:rPr>
-                                    <w:t xml:space="preserve">Зборівський </w:t>
-                                  </w:r>
-                                  <w:proofErr w:type="spellStart"/>
-                                  <w:r>
-                                    <w:rPr>
-                                      <w:bCs/>
-                                    </w:rPr>
-                                    <w:t>район,с</w:t>
-                                  </w:r>
-                                  <w:proofErr w:type="spellEnd"/>
-                                  <w:r>
-                                    <w:rPr>
-                                      <w:bCs/>
-                                    </w:rPr>
-                                    <w:t>. Присівці</w:t>
+                                    <w:t>Зборівський район,с. Присівці</w:t>
                                   </w:r>
                                 </w:p>
                                 <w:p>
@@ -4358,19 +4326,11 @@
                                       <w:u w:val="single"/>
                                     </w:rPr>
                                   </w:pPr>
-                                  <w:proofErr w:type="spellStart"/>
                                   <w:r>
                                     <w:rPr>
                                       <w:bCs/>
                                     </w:rPr>
-                                    <w:t>email</w:t>
-                                  </w:r>
-                                  <w:proofErr w:type="spellEnd"/>
-                                  <w:r>
-                                    <w:rPr>
-                                      <w:bCs/>
-                                    </w:rPr>
-                                    <w:t xml:space="preserve">: </w:t>
+                                    <w:t xml:space="preserve">email: </w:t>
                                   </w:r>
                                   <w:hyperlink r:id="rId8" w:history="1">
                                     <w:r>
@@ -4488,7 +4448,6 @@
                                     </w:rPr>
                                     <w:t>{c</w:t>
                                   </w:r>
-                                  <w:proofErr w:type="spellStart"/>
                                   <w:r>
                                     <w:rPr>
                                       <w:b/>
@@ -4502,15 +4461,7 @@
                                       <w:b/>
                                       <w:bCs/>
                                     </w:rPr>
-                                    <w:t>RepresentativePosition</w:t>
-                                  </w:r>
-                                  <w:proofErr w:type="spellEnd"/>
-                                  <w:r>
-                                    <w:rPr>
-                                      <w:b/>
-                                      <w:bCs/>
-                                    </w:rPr>
-                                    <w:t>}</w:t>
+                                    <w:t>RepresentativePosition}</w:t>
                                   </w:r>
                                   <w:r>
                                     <w:rPr>
@@ -4533,7 +4484,6 @@
                                     </w:rPr>
                                     <w:t>{c</w:t>
                                   </w:r>
-                                  <w:proofErr w:type="spellStart"/>
                                   <w:r>
                                     <w:rPr>
                                       <w:b/>
@@ -4547,15 +4497,7 @@
                                       <w:b/>
                                       <w:bCs/>
                                     </w:rPr>
-                                    <w:t>SignatureName</w:t>
-                                  </w:r>
-                                  <w:proofErr w:type="spellEnd"/>
-                                  <w:r>
-                                    <w:rPr>
-                                      <w:b/>
-                                      <w:bCs/>
-                                    </w:rPr>
-                                    <w:t>}</w:t>
+                                    <w:t>SignatureName}</w:t>
                                   </w:r>
                                 </w:p>
                                 <w:p>
@@ -4671,27 +4613,7 @@
                                 <w:sz w:val="22"/>
                                 <w:szCs w:val="22"/>
                               </w:rPr>
-                              <w:t>{</w:t>
-                            </w:r>
-                            <w:proofErr w:type="spellStart"/>
-                            <w:r>
-                              <w:rPr>
-                                <w:b/>
-                                <w:bCs/>
-                                <w:sz w:val="22"/>
-                                <w:szCs w:val="22"/>
-                              </w:rPr>
-                              <w:t>carrierBankDetailsTitle</w:t>
-                            </w:r>
-                            <w:proofErr w:type="spellEnd"/>
-                            <w:r>
-                              <w:rPr>
-                                <w:b/>
-                                <w:bCs/>
-                                <w:sz w:val="22"/>
-                                <w:szCs w:val="22"/>
-                              </w:rPr>
-                              <w:t>}</w:t>
+                              <w:t>{carrierBankDetailsTitle}</w:t>
                             </w:r>
                           </w:p>
                           <w:p>
@@ -4714,21 +4636,7 @@
                               <w:rPr>
                                 <w:bCs/>
                               </w:rPr>
-                              <w:t>{</w:t>
-                            </w:r>
-                            <w:proofErr w:type="spellStart"/>
-                            <w:r>
-                              <w:rPr>
-                                <w:bCs/>
-                              </w:rPr>
-                              <w:t>carrierBankDetailsText</w:t>
-                            </w:r>
-                            <w:proofErr w:type="spellEnd"/>
-                            <w:r>
-                              <w:rPr>
-                                <w:bCs/>
-                              </w:rPr>
-                              <w:t>}</w:t>
+                              <w:t>{carrierBankDetailsText}</w:t>
                             </w:r>
                           </w:p>
                           <w:p>
@@ -4823,21 +4731,7 @@
                               <w:rPr>
                                 <w:bCs/>
                               </w:rPr>
-                              <w:t xml:space="preserve">Зборівський </w:t>
-                            </w:r>
-                            <w:proofErr w:type="spellStart"/>
-                            <w:r>
-                              <w:rPr>
-                                <w:bCs/>
-                              </w:rPr>
-                              <w:t>район,с</w:t>
-                            </w:r>
-                            <w:proofErr w:type="spellEnd"/>
-                            <w:r>
-                              <w:rPr>
-                                <w:bCs/>
-                              </w:rPr>
-                              <w:t>. Присівці</w:t>
+                              <w:t>Зборівський район,с. Присівці</w:t>
                             </w:r>
                           </w:p>
                           <w:p>
@@ -4909,19 +4803,11 @@
                                 <w:u w:val="single"/>
                               </w:rPr>
                             </w:pPr>
-                            <w:proofErr w:type="spellStart"/>
                             <w:r>
                               <w:rPr>
                                 <w:bCs/>
                               </w:rPr>
-                              <w:t>email</w:t>
-                            </w:r>
-                            <w:proofErr w:type="spellEnd"/>
-                            <w:r>
-                              <w:rPr>
-                                <w:bCs/>
-                              </w:rPr>
-                              <w:t xml:space="preserve">: </w:t>
+                              <w:t xml:space="preserve">email: </w:t>
                             </w:r>
                             <w:hyperlink r:id="rId9" w:history="1">
                               <w:r>
@@ -5039,7 +4925,6 @@
                               </w:rPr>
                               <w:t>{c</w:t>
                             </w:r>
-                            <w:proofErr w:type="spellStart"/>
                             <w:r>
                               <w:rPr>
                                 <w:b/>
@@ -5053,15 +4938,7 @@
                                 <w:b/>
                                 <w:bCs/>
                               </w:rPr>
-                              <w:t>RepresentativePosition</w:t>
-                            </w:r>
-                            <w:proofErr w:type="spellEnd"/>
-                            <w:r>
-                              <w:rPr>
-                                <w:b/>
-                                <w:bCs/>
-                              </w:rPr>
-                              <w:t>}</w:t>
+                              <w:t>RepresentativePosition}</w:t>
                             </w:r>
                             <w:r>
                               <w:rPr>
@@ -5084,7 +4961,6 @@
                               </w:rPr>
                               <w:t>{c</w:t>
                             </w:r>
-                            <w:proofErr w:type="spellStart"/>
                             <w:r>
                               <w:rPr>
                                 <w:b/>
@@ -5098,15 +4974,7 @@
                                 <w:b/>
                                 <w:bCs/>
                               </w:rPr>
-                              <w:t>SignatureName</w:t>
-                            </w:r>
-                            <w:proofErr w:type="spellEnd"/>
-                            <w:r>
-                              <w:rPr>
-                                <w:b/>
-                                <w:bCs/>
-                              </w:rPr>
-                              <w:t>}</w:t>
+                              <w:t>SignatureName}</w:t>
                             </w:r>
                           </w:p>
                           <w:p>
@@ -7590,6 +7458,7 @@
   <w:style w:type="character" w:default="1" w:styleId="DefaultParagraphFont">
     <w:name w:val="Default Paragraph Font"/>
     <w:uiPriority w:val="1"/>
+    <w:semiHidden/>
     <w:unhideWhenUsed/>
   </w:style>
   <w:style w:type="table" w:default="1" w:styleId="TableNormal">
@@ -7834,6 +7703,22 @@
       <w:color w:val="0563C1" w:themeColor="hyperlink"/>
       <w:u w:val="single"/>
     </w:rPr>
+  </w:style>
+  <w:style w:type="table" w:styleId="TableGrid">
+    <w:name w:val="Table Grid"/>
+    <w:basedOn w:val="TableNormal"/>
+    <w:uiPriority w:val="59"/>
+    <w:rsid w:val="00197996"/>
+    <w:tblPr>
+      <w:tblBorders>
+        <w:top w:val="single" w:sz="4" w:space="0" w:color="auto"/>
+        <w:left w:val="single" w:sz="4" w:space="0" w:color="auto"/>
+        <w:bottom w:val="single" w:sz="4" w:space="0" w:color="auto"/>
+        <w:right w:val="single" w:sz="4" w:space="0" w:color="auto"/>
+        <w:insideH w:val="single" w:sz="4" w:space="0" w:color="auto"/>
+        <w:insideV w:val="single" w:sz="4" w:space="0" w:color="auto"/>
+      </w:tblBorders>
+    </w:tblPr>
   </w:style>
 </w:styles>
 </file>
